--- a/Documentation/01-Product-Requirements-Document.docx
+++ b/Documentation/01-Product-Requirements-Document.docx
@@ -65,7 +65,7 @@
           <w:sz w:val="20"/>
           <w:szCs w:val="20"/>
         </w:rPr>
-        <w:t xml:space="preserve">Version 1.0  ·  Project documentation  ·  2026</w:t>
+        <w:t>Version 1.1  ·  Project documentation  ·  2026</w:t>
       </w:r>
     </w:p>
     <w:p>
@@ -2235,7 +2235,7 @@
           <w:szCs w:val="18"/>
           <w:shd w:fill="F4F5F7" w:val="clear"/>
         </w:rPr>
-        <w:t xml:space="preserve">02-functional-specification.md</w:t>
+        <w:t>document 02 (Functional Specification)</w:t>
       </w:r>
       <w:r>
         <w:rPr>
@@ -3925,7 +3925,7 @@
                 <w:szCs w:val="18"/>
                 <w:shd w:fill="F4F5F7" w:val="clear"/>
               </w:rPr>
-              <w:t xml:space="preserve">03-technical-architecture.md</w:t>
+              <w:t>document 03 (Technical Architecture)</w:t>
             </w:r>
             <w:r>
               <w:rPr>
@@ -5111,7 +5111,7 @@
                 <w:sz w:val="20"/>
                 <w:szCs w:val="20"/>
               </w:rPr>
-              <w:t xml:space="preserve">—</w:t>
+              <w:t>Yes — capped</w:t>
             </w:r>
           </w:p>
         </w:tc>
@@ -6122,7 +6122,7 @@
           <w:sz w:val="20"/>
           <w:szCs w:val="20"/>
         </w:rPr>
-        <w:t xml:space="preserve">The Free tier is capped on </w:t>
+        <w:t>The Free tier is capped on documents rather than features, so the AI value is visible before the paywall: Free includes a capped allowance of video → SOP generations (limit to be confirmed — see document 05, plan limits). Price points are fixed; tier packaging is still open. Document 14 (FR-901) governs tier behaviour.</w:t>
       </w:r>
       <w:r>
         <w:rPr>
@@ -6133,16 +6133,14 @@
           <w:sz w:val="20"/>
           <w:szCs w:val="20"/>
         </w:rPr>
-        <w:t xml:space="preserve">documents rather than features</w:t>
-      </w:r>
-      <w:r>
-        <w:rPr>
-          <w:rFonts w:ascii="Calibri" w:cs="Calibri" w:eastAsia="Calibri" w:hAnsi="Calibri"/>
-          <w:color w:val="1A1A1A"/>
-          <w:sz w:val="20"/>
-          <w:szCs w:val="20"/>
-        </w:rPr>
-        <w:t xml:space="preserve">, so the AI value is visible before the paywall. Price points are fixed; tier packaging is still open.</w:t>
+      </w:r>
+      <w:r>
+        <w:rPr>
+          <w:rFonts w:ascii="Calibri" w:cs="Calibri" w:eastAsia="Calibri" w:hAnsi="Calibri"/>
+          <w:color w:val="1A1A1A"/>
+          <w:sz w:val="20"/>
+          <w:szCs w:val="20"/>
+        </w:rPr>
       </w:r>
     </w:p>
     <w:p>
@@ -7258,6 +7256,44 @@
           <w:szCs w:val="20"/>
         </w:rPr>
         <w:t xml:space="preserve">Does the employee handbook need legally meaningful acknowledgement records (signature, timestamp, export) in v1?</w:t>
+      </w:r>
+    </w:p>
+    <w:p>
+      <w:pPr>
+        <w:pStyle w:val="ListParagraph"/>
+        <w:numPr>
+          <w:ilvl w:val="0"/>
+          <w:numId w:val="6"/>
+        </w:numPr>
+        <w:spacing w:after="40" w:before="40"/>
+      </w:pPr>
+      <w:r>
+        <w:rPr>
+          <w:rFonts w:ascii="Calibri" w:cs="Calibri" w:eastAsia="Calibri" w:hAnsi="Calibri"/>
+          <w:color w:val="1A1A1A"/>
+          <w:sz w:val="20"/>
+          <w:szCs w:val="20"/>
+        </w:rPr>
+        <w:t>What is the Free tier's generation allowance (SOP generations and recording minutes per month)? Document 14 requires Free to include generation; the number is open.</w:t>
+      </w:r>
+    </w:p>
+    <w:p>
+      <w:pPr>
+        <w:pStyle w:val="ListParagraph"/>
+        <w:numPr>
+          <w:ilvl w:val="0"/>
+          <w:numId w:val="6"/>
+        </w:numPr>
+        <w:spacing w:after="40" w:before="40"/>
+      </w:pPr>
+      <w:r>
+        <w:rPr>
+          <w:rFonts w:ascii="Calibri" w:cs="Calibri" w:eastAsia="Calibri" w:hAnsi="Calibri"/>
+          <w:color w:val="1A1A1A"/>
+          <w:sz w:val="20"/>
+          <w:szCs w:val="20"/>
+        </w:rPr>
+        <w:t>Which transactional email provider replaces Gmail Workspace SMTP (~2,000 recipients/day) before acknowledgement nudges ship in M4?</w:t>
       </w:r>
     </w:p>
     <w:sectPr>

--- a/Documentation/01-Product-Requirements-Document.docx
+++ b/Documentation/01-Product-Requirements-Document.docx
@@ -5111,7 +5111,7 @@
                 <w:sz w:val="20"/>
                 <w:szCs w:val="20"/>
               </w:rPr>
-              <w:t>Yes — capped</w:t>
+              <w:t>5 / month (30 recording min)</w:t>
             </w:r>
           </w:p>
         </w:tc>
@@ -6122,7 +6122,7 @@
           <w:sz w:val="20"/>
           <w:szCs w:val="20"/>
         </w:rPr>
-        <w:t>The Free tier is capped on documents rather than features, so the AI value is visible before the paywall: Free includes a capped allowance of video → SOP generations (limit to be confirmed — see document 05, plan limits). Price points are fixed; tier packaging is still open. Document 14 (FR-901) governs tier behaviour.</w:t>
+        <w:t>The Free tier is capped on documents rather than features, so the AI value is visible before the paywall: Free includes 5 video → SOP generations and 30 recording minutes per month (plan limits in document 05). Price points are fixed; tier packaging is still open. Document 14 (FR-901) governs tier behaviour.</w:t>
       </w:r>
       <w:r>
         <w:rPr>
@@ -6267,7 +6267,7 @@
           <w:sz w:val="20"/>
           <w:szCs w:val="20"/>
         </w:rPr>
-        <w:t xml:space="preserve">≥ 3 users in a workspace ask the chatbot in their first week</w:t>
+        <w:t>≥ 3 users in a Team workspace ask the chatbot in their first week (the chatbot is Team-only, so this metric is scoped to Team)</w:t>
       </w:r>
     </w:p>
     <w:p>
@@ -7256,25 +7256,6 @@
           <w:szCs w:val="20"/>
         </w:rPr>
         <w:t xml:space="preserve">Does the employee handbook need legally meaningful acknowledgement records (signature, timestamp, export) in v1?</w:t>
-      </w:r>
-    </w:p>
-    <w:p>
-      <w:pPr>
-        <w:pStyle w:val="ListParagraph"/>
-        <w:numPr>
-          <w:ilvl w:val="0"/>
-          <w:numId w:val="6"/>
-        </w:numPr>
-        <w:spacing w:after="40" w:before="40"/>
-      </w:pPr>
-      <w:r>
-        <w:rPr>
-          <w:rFonts w:ascii="Calibri" w:cs="Calibri" w:eastAsia="Calibri" w:hAnsi="Calibri"/>
-          <w:color w:val="1A1A1A"/>
-          <w:sz w:val="20"/>
-          <w:szCs w:val="20"/>
-        </w:rPr>
-        <w:t>What is the Free tier's generation allowance (SOP generations and recording minutes per month)? Document 14 requires Free to include generation; the number is open.</w:t>
       </w:r>
     </w:p>
     <w:p>
